--- a/KHBD_Tin_học/Lớp_6/Tuần_30/KHBD_Tin_hoc_Lớp_6_Tiet29_Bai_12_Trinh_bay_thong_tin_o_dang_bang_Tiet_1.docx
+++ b/KHBD_Tin_học/Lớp_6/Tuần_30/KHBD_Tin_hoc_Lớp_6_Tiet29_Bai_12_Trinh_bay_thong_tin_o_dang_bang_Tiet_1.docx
@@ -359,34 +359,30 @@
     </w:p>
     <w:p>
       <w:pPr>
-        <w:spacing w:line="276" w:lineRule="auto" w:after="60" w:before="0"/>
-        <w:ind w:firstLine="0" w:left="850"/>
-        <w:jc w:val="both"/>
-      </w:pPr>
-      <w:r>
-        <w:rPr>
-          <w:rFonts w:ascii="Times New Roman" w:hAnsi="Times New Roman" w:eastAsia="Times New Roman"/>
-          <w:b w:val="0"/>
-          <w:i w:val="0"/>
-          <w:sz w:val="26"/>
-        </w:rPr>
-        <w:t>- Miền I. Khai thác dữ liệu và thông tin (thành tố 1.1. Duyệt, tìm kiếm và lọc dữ liệu, thông tin và nội dung số – Bậc 3): Khai thác thông tin số phục vụ bài học. (Đạt được thông qua Hoạt động 2)</w:t>
-      </w:r>
-    </w:p>
-    <w:p>
-      <w:pPr>
-        <w:spacing w:line="276" w:lineRule="auto" w:after="60" w:before="0"/>
-        <w:ind w:firstLine="0" w:left="850"/>
-        <w:jc w:val="both"/>
-      </w:pPr>
-      <w:r>
-        <w:rPr>
-          <w:rFonts w:ascii="Times New Roman" w:hAnsi="Times New Roman" w:eastAsia="Times New Roman"/>
-          <w:b w:val="0"/>
-          <w:i w:val="0"/>
-          <w:sz w:val="26"/>
-        </w:rPr>
-        <w:t>- Miền IV. An toàn (thành tố 4.1. Bảo vệ thiết bị và nội dung số – Bậc 3): Tuân thủ quy tắc an toàn thiết bị và bảo vệ dữ liệu. (Đạt được thông qua Hoạt động 3, Hoạt động 4)</w:t>
+        <w:spacing w:line="276" w:lineRule="auto" w:after="0" w:before="0"/>
+        <w:ind w:left="850" w:firstLine="0"/>
+        <w:jc w:val="both"/>
+      </w:pPr>
+      <w:r>
+        <w:rPr>
+          <w:rFonts w:ascii="Times New Roman" w:hAnsi="Times New Roman" w:cs="Times New Roman"/>
+          <w:sz w:val="26"/>
+        </w:rPr>
+        <w:t>- 3.1.CB3a: Chỉ ra được cách tạo và chỉnh sửa nội dung có khái niệm cụ thể và mang tính phổ thông bằng những định dạng rõ ràng, phổ biến. (Soạn thảo, định dạng văn bản và trình bày nội dung số rõ ràng, thẩm mỹ). (Đạt được thông qua Hoạt động 2, Hoạt động 3)</w:t>
+      </w:r>
+    </w:p>
+    <w:p>
+      <w:pPr>
+        <w:spacing w:line="276" w:lineRule="auto" w:after="0" w:before="0"/>
+        <w:ind w:left="850" w:firstLine="0"/>
+        <w:jc w:val="both"/>
+      </w:pPr>
+      <w:r>
+        <w:rPr>
+          <w:rFonts w:ascii="Times New Roman" w:hAnsi="Times New Roman" w:cs="Times New Roman"/>
+          <w:sz w:val="26"/>
+        </w:rPr>
+        <w:t>- 1.3.CB3a: Lựa chọn được dữ liệu, thông tin và nội dung để tổ chức, lưu trữ và truy xuất chúng một cách thường xuyên trong môi trường số. (Tổ chức, lưu trữ và quản lý tệp văn bản trong môi trường máy tính). (Đạt được thông qua Hoạt động 1, Hoạt động 4)</w:t>
       </w:r>
     </w:p>
     <w:p>
